--- a/fuentes/631104_CF05_CFA.docx
+++ b/fuentes/631104_CF05_CFA.docx
@@ -2769,7 +2769,7 @@
           <w:noProof/>
         </w:rPr>
         <w:drawing>
-          <wp:inline distT="0" distB="0" distL="0" distR="0" wp14:anchorId="5BA76D42" wp14:editId="54C5FAFB">
+          <wp:inline distT="0" distB="0" distL="0" distR="0" wp14:anchorId="5BA76D42" wp14:editId="4572BB1E">
             <wp:extent cx="4678122" cy="2631444"/>
             <wp:effectExtent l="0" t="0" r="8255" b="0"/>
             <wp:docPr id="2" name="Imagen 2">
@@ -5294,12 +5294,14 @@
               </w:rPr>
               <w:t xml:space="preserve">También se habla de los </w:t>
             </w:r>
+            <w:proofErr w:type="spellStart"/>
             <w:r>
               <w:rPr>
                 <w:rStyle w:val="Extranjerismo"/>
               </w:rPr>
               <w:t>softwares</w:t>
             </w:r>
+            <w:proofErr w:type="spellEnd"/>
             <w:r>
               <w:rPr>
                 <w:rFonts w:cstheme="minorHAnsi"/>
@@ -5450,7 +5452,23 @@
                 <w:rFonts w:cstheme="minorHAnsi"/>
                 <w:szCs w:val="28"/>
               </w:rPr>
-              <w:t xml:space="preserve"> hacen referencia a un sector empresarial que hace uso 100 % de la tecnología e internet para establecer un contacto directo con el cliente final, por lo que, desde el celular o el computador, este puede realizar un trámite solo con un clic. Un caso claro son los bancos digitales, como Nu Colombia.</w:t>
+              <w:t xml:space="preserve"> hacen referencia a un sector empresarial que hace uso 100 % de la tecnología e internet para establecer un contacto directo con el cliente final, por lo que, desde el celular o el computador, este puede realizar un trámite solo con un clic. Un caso claro son los bancos digitales, como </w:t>
+            </w:r>
+            <w:proofErr w:type="spellStart"/>
+            <w:r>
+              <w:rPr>
+                <w:rFonts w:cstheme="minorHAnsi"/>
+                <w:szCs w:val="28"/>
+              </w:rPr>
+              <w:t>Nu</w:t>
+            </w:r>
+            <w:proofErr w:type="spellEnd"/>
+            <w:r>
+              <w:rPr>
+                <w:rFonts w:cstheme="minorHAnsi"/>
+                <w:szCs w:val="28"/>
+              </w:rPr>
+              <w:t xml:space="preserve"> Colombia.</w:t>
             </w:r>
           </w:p>
           <w:p>
@@ -7447,30 +7465,50 @@
         </w:rPr>
         <w:t xml:space="preserve"> Para ampliar la información, consulte los siguientes enlaces: </w:t>
       </w:r>
-      <w:hyperlink r:id="rId21" w:history="1">
-        <w:r>
-          <w:rPr>
-            <w:rStyle w:val="Hipervnculo"/>
-            <w:lang w:val="es-419" w:eastAsia="es-CO"/>
-          </w:rPr>
-          <w:t>https://www.sic.gov.co/sites/default/files/files/2021/Guia%20CUIDA%20TU%20IDENTIDAD%20DIGITAL%20002.pdf</w:t>
-        </w:r>
-      </w:hyperlink>
+      <w:r>
+        <w:fldChar w:fldCharType="begin"/>
+      </w:r>
+      <w:r>
+        <w:instrText>HYPERLINK "https://www.sic.gov.co/sites/default/files/files/2021/Guia%20CUIDA%20TU%20IDENTIDAD%20DIGITAL%20002.pdf"</w:instrText>
+      </w:r>
+      <w:r>
+        <w:fldChar w:fldCharType="separate"/>
+      </w:r>
+      <w:r>
+        <w:rPr>
+          <w:rStyle w:val="Hipervnculo"/>
+          <w:lang w:val="es-419" w:eastAsia="es-CO"/>
+        </w:rPr>
+        <w:t>https://www.sic.gov.co/sites/default/files/files/2021/Guia%20CUIDA%20TU%20IDENTIDAD%20DIGITAL%20002.pdf</w:t>
+      </w:r>
+      <w:r>
+        <w:fldChar w:fldCharType="end"/>
+      </w:r>
       <w:r>
         <w:rPr>
           <w:lang w:val="es-419" w:eastAsia="es-CO"/>
         </w:rPr>
         <w:t xml:space="preserve">, </w:t>
       </w:r>
-      <w:hyperlink r:id="rId22" w:history="1">
-        <w:r>
-          <w:rPr>
-            <w:rStyle w:val="Hipervnculo"/>
-            <w:lang w:val="es-419" w:eastAsia="es-CO"/>
-          </w:rPr>
-          <w:t>https://www.youtube.com/embed/bvAH9ppBbbE?feature=oembed</w:t>
-        </w:r>
-      </w:hyperlink>
+      <w:r>
+        <w:fldChar w:fldCharType="begin"/>
+      </w:r>
+      <w:r>
+        <w:instrText>HYPERLINK "https://www.youtube.com/embed/bvAH9ppBbbE?feature=oembed"</w:instrText>
+      </w:r>
+      <w:r>
+        <w:fldChar w:fldCharType="separate"/>
+      </w:r>
+      <w:r>
+        <w:rPr>
+          <w:rStyle w:val="Hipervnculo"/>
+          <w:lang w:val="es-419" w:eastAsia="es-CO"/>
+        </w:rPr>
+        <w:t>https://www.youtube.com/embed/bvAH9ppBbbE?feature=oembed</w:t>
+      </w:r>
+      <w:r>
+        <w:fldChar w:fldCharType="end"/>
+      </w:r>
       <w:r>
         <w:rPr>
           <w:lang w:val="es-419" w:eastAsia="es-CO"/>
@@ -7963,7 +8001,7 @@
                     </pic:cNvPicPr>
                   </pic:nvPicPr>
                   <pic:blipFill>
-                    <a:blip r:embed="rId23">
+                    <a:blip r:embed="rId21">
                       <a:extLst>
                         <a:ext uri="{28A0092B-C50C-407E-A947-70E740481C1C}">
                           <a14:useLocalDpi xmlns:a14="http://schemas.microsoft.com/office/drawing/2010/main" val="0"/>
@@ -8070,7 +8108,7 @@
           <w:noProof/>
         </w:rPr>
         <w:drawing>
-          <wp:inline distT="0" distB="0" distL="0" distR="0" wp14:anchorId="4CDE188D" wp14:editId="4CC8F759">
+          <wp:inline distT="0" distB="0" distL="0" distR="0" wp14:anchorId="4CDE188D" wp14:editId="463A4B97">
             <wp:extent cx="4680000" cy="2632500"/>
             <wp:effectExtent l="0" t="0" r="6350" b="0"/>
             <wp:docPr id="1794334360" name="Imagen 1794334360">
@@ -8099,7 +8137,7 @@
                     </pic:cNvPicPr>
                   </pic:nvPicPr>
                   <pic:blipFill>
-                    <a:blip r:embed="rId24" cstate="print">
+                    <a:blip r:embed="rId22" cstate="print">
                       <a:extLst>
                         <a:ext uri="{28A0092B-C50C-407E-A947-70E740481C1C}">
                           <a14:useLocalDpi xmlns:a14="http://schemas.microsoft.com/office/drawing/2010/main" val="0"/>
@@ -8134,7 +8172,7 @@
       <w:pPr>
         <w:jc w:val="center"/>
       </w:pPr>
-      <w:hyperlink r:id="rId25" w:history="1">
+      <w:hyperlink r:id="rId23" w:history="1">
         <w:r>
           <w:rPr>
             <w:rStyle w:val="Hipervnculo"/>
@@ -8253,6 +8291,7 @@
               </w:rPr>
               <w:t>(</w:t>
             </w:r>
+            <w:proofErr w:type="spellStart"/>
             <w:r>
               <w:rPr>
                 <w:rFonts w:cstheme="minorHAnsi"/>
@@ -8260,6 +8299,7 @@
               </w:rPr>
               <w:t>NPS</w:t>
             </w:r>
+            <w:proofErr w:type="spellEnd"/>
             <w:r>
               <w:rPr>
                 <w:rFonts w:cstheme="minorHAnsi"/>
@@ -8400,7 +8440,23 @@
                 <w:rFonts w:cstheme="minorHAnsi"/>
                 <w:szCs w:val="28"/>
               </w:rPr>
-              <w:t>Luego de tener la agrupación de respuestas, se aplica la fórmula índice NPS, en donde se dejan de lado los clientes pasivos, dado que, por su comportamiento, pueden estar en cualquiera de los dos extremos.</w:t>
+              <w:t xml:space="preserve">Luego de tener la agrupación de respuestas, se aplica la fórmula índice </w:t>
+            </w:r>
+            <w:proofErr w:type="spellStart"/>
+            <w:r>
+              <w:rPr>
+                <w:rFonts w:cstheme="minorHAnsi"/>
+                <w:szCs w:val="28"/>
+              </w:rPr>
+              <w:t>NPS</w:t>
+            </w:r>
+            <w:proofErr w:type="spellEnd"/>
+            <w:r>
+              <w:rPr>
+                <w:rFonts w:cstheme="minorHAnsi"/>
+                <w:szCs w:val="28"/>
+              </w:rPr>
+              <w:t>, en donde se dejan de lado los clientes pasivos, dado que, por su comportamiento, pueden estar en cualquiera de los dos extremos.</w:t>
             </w:r>
           </w:p>
           <w:p>
@@ -8429,8 +8485,17 @@
                 <w:rFonts w:cstheme="minorHAnsi"/>
                 <w:szCs w:val="28"/>
               </w:rPr>
-              <w:t>on el fin de obtener el NPS</w:t>
-            </w:r>
+              <w:t xml:space="preserve">on el fin de obtener el </w:t>
+            </w:r>
+            <w:proofErr w:type="spellStart"/>
+            <w:r>
+              <w:rPr>
+                <w:rFonts w:cstheme="minorHAnsi"/>
+                <w:szCs w:val="28"/>
+              </w:rPr>
+              <w:t>NPS</w:t>
+            </w:r>
+            <w:proofErr w:type="spellEnd"/>
             <w:r>
               <w:rPr>
                 <w:rFonts w:cstheme="minorHAnsi"/>
@@ -8742,7 +8807,7 @@
           <w:noProof/>
         </w:rPr>
         <w:drawing>
-          <wp:inline distT="0" distB="0" distL="0" distR="0" wp14:anchorId="0696D3D5" wp14:editId="0830A224">
+          <wp:inline distT="0" distB="0" distL="0" distR="0" wp14:anchorId="0696D3D5" wp14:editId="5C69143D">
             <wp:extent cx="4678355" cy="2458193"/>
             <wp:effectExtent l="0" t="0" r="8255" b="0"/>
             <wp:docPr id="948524327" name="Imagen 948524327">
@@ -8771,7 +8836,7 @@
                     </pic:cNvPicPr>
                   </pic:nvPicPr>
                   <pic:blipFill rotWithShape="1">
-                    <a:blip r:embed="rId26" cstate="print">
+                    <a:blip r:embed="rId24" cstate="print">
                       <a:extLst>
                         <a:ext uri="{28A0092B-C50C-407E-A947-70E740481C1C}">
                           <a14:useLocalDpi xmlns:a14="http://schemas.microsoft.com/office/drawing/2010/main" val="0"/>
@@ -8812,7 +8877,7 @@
       <w:pPr>
         <w:jc w:val="center"/>
       </w:pPr>
-      <w:hyperlink r:id="rId27" w:history="1">
+      <w:hyperlink r:id="rId25" w:history="1">
         <w:r>
           <w:rPr>
             <w:rStyle w:val="Hipervnculo"/>
@@ -11197,15 +11262,25 @@
         </w:rPr>
         <w:t xml:space="preserve">. </w:t>
       </w:r>
-      <w:hyperlink r:id="rId28" w:history="1">
-        <w:r>
-          <w:rPr>
-            <w:rStyle w:val="Hipervnculo"/>
-            <w:lang w:val="es-419" w:eastAsia="es-CO"/>
-          </w:rPr>
-          <w:t>https://www.youtube.com/watch?v=yqyttSMc7ac</w:t>
-        </w:r>
-      </w:hyperlink>
+      <w:r>
+        <w:fldChar w:fldCharType="begin"/>
+      </w:r>
+      <w:r>
+        <w:instrText>HYPERLINK "https://www.youtube.com/watch?v=yqyttSMc7ac"</w:instrText>
+      </w:r>
+      <w:r>
+        <w:fldChar w:fldCharType="separate"/>
+      </w:r>
+      <w:r>
+        <w:rPr>
+          <w:rStyle w:val="Hipervnculo"/>
+          <w:lang w:val="es-419" w:eastAsia="es-CO"/>
+        </w:rPr>
+        <w:t>https://www.youtube.com/watch?v=yqyttSMc7ac</w:t>
+      </w:r>
+      <w:r>
+        <w:fldChar w:fldCharType="end"/>
+      </w:r>
     </w:p>
     <w:p>
       <w:pPr>
@@ -11555,7 +11630,7 @@
         </w:rPr>
         <w:t xml:space="preserve"> </w:t>
       </w:r>
-      <w:hyperlink r:id="rId29" w:history="1">
+      <w:hyperlink r:id="rId26" w:history="1">
         <w:r>
           <w:rPr>
             <w:rStyle w:val="Hipervnculo"/>
@@ -12402,10 +12477,10 @@
                     <pic:cNvPicPr/>
                   </pic:nvPicPr>
                   <pic:blipFill>
-                    <a:blip r:embed="rId30">
+                    <a:blip r:embed="rId27">
                       <a:extLst>
                         <a:ext uri="{96DAC541-7B7A-43D3-8B79-37D633B846F1}">
-                          <asvg:svgBlip xmlns:asvg="http://schemas.microsoft.com/office/drawing/2016/SVG/main" r:embed="rId31"/>
+                          <asvg:svgBlip xmlns:asvg="http://schemas.microsoft.com/office/drawing/2016/SVG/main" r:embed="rId28"/>
                         </a:ext>
                       </a:extLst>
                     </a:blip>
@@ -12823,7 +12898,7 @@
       <w:r>
         <w:t xml:space="preserve">Portafolio. (s. f.). Servicio posventa, tan importante como las características de bienes o servicios ofrecidos al cliente. </w:t>
       </w:r>
-      <w:hyperlink r:id="rId32" w:history="1">
+      <w:hyperlink r:id="rId29" w:history="1">
         <w:r>
           <w:rPr>
             <w:rStyle w:val="Hipervnculo"/>
@@ -12839,7 +12914,7 @@
       <w:r>
         <w:t xml:space="preserve">Samsing, C. (2021). Principales indicadores de servicio posventa. </w:t>
       </w:r>
-      <w:hyperlink r:id="rId33" w:history="1">
+      <w:hyperlink r:id="rId30" w:history="1">
         <w:r>
           <w:rPr>
             <w:rStyle w:val="Hipervnculo"/>
@@ -12858,8 +12933,13 @@
           <w:szCs w:val="28"/>
         </w:rPr>
       </w:pPr>
-      <w:r>
-        <w:t xml:space="preserve">UIAF. (2008). Ley Estatutaria 1266 de 2008. Por la cual se dictan las disposiciones generales de </w:t>
+      <w:proofErr w:type="spellStart"/>
+      <w:r>
+        <w:t>UIAF</w:t>
+      </w:r>
+      <w:proofErr w:type="spellEnd"/>
+      <w:r>
+        <w:t xml:space="preserve">. (2008). Ley Estatutaria 1266 de 2008. Por la cual se dictan las disposiciones generales de </w:t>
       </w:r>
       <w:r>
         <w:rPr>
@@ -14094,7 +14174,7 @@
               </w:rPr>
             </w:pPr>
             <w:r>
-              <w:t>Laura Daniela Burgos Rueda</w:t>
+              <w:t>Luis Gabriel Urueta Álvarez</w:t>
             </w:r>
           </w:p>
         </w:tc>
@@ -14111,13 +14191,7 @@
               </w:rPr>
             </w:pPr>
             <w:r>
-              <w:t>Evaluador</w:t>
-            </w:r>
-            <w:r>
-              <w:t>a</w:t>
-            </w:r>
-            <w:r>
-              <w:t xml:space="preserve"> de contenidos inclusivos y accesibles </w:t>
+              <w:t xml:space="preserve">Validador y vinculador de recursos digitales </w:t>
             </w:r>
           </w:p>
         </w:tc>
@@ -14153,7 +14227,7 @@
               </w:rPr>
             </w:pPr>
             <w:r>
-              <w:t>Jonathan Adié Villafañe</w:t>
+              <w:t>Laura Daniela Burgos Rueda</w:t>
             </w:r>
           </w:p>
         </w:tc>
@@ -14170,7 +14244,19 @@
               </w:rPr>
             </w:pPr>
             <w:r>
-              <w:t xml:space="preserve">Validador y vinculador de recursos digitales </w:t>
+              <w:t>Validador</w:t>
+            </w:r>
+            <w:r>
+              <w:t>a</w:t>
+            </w:r>
+            <w:r>
+              <w:t xml:space="preserve"> y vinculador</w:t>
+            </w:r>
+            <w:r>
+              <w:t>a</w:t>
+            </w:r>
+            <w:r>
+              <w:t xml:space="preserve"> de recursos digitales </w:t>
             </w:r>
           </w:p>
         </w:tc>
@@ -14192,74 +14278,6 @@
           </w:p>
         </w:tc>
       </w:tr>
-      <w:tr>
-        <w:trPr>
-          <w:cnfStyle w:val="000000100000" w:firstRow="0" w:lastRow="0" w:firstColumn="0" w:lastColumn="0" w:oddVBand="0" w:evenVBand="0" w:oddHBand="1" w:evenHBand="0" w:firstRowFirstColumn="0" w:firstRowLastColumn="0" w:lastRowFirstColumn="0" w:lastRowLastColumn="0"/>
-        </w:trPr>
-        <w:tc>
-          <w:tcPr>
-            <w:tcW w:w="2830" w:type="dxa"/>
-          </w:tcPr>
-          <w:p>
-            <w:pPr>
-              <w:pStyle w:val="TextoTablas"/>
-              <w:rPr>
-                <w:rFonts w:cs="Calibri"/>
-                <w:szCs w:val="24"/>
-              </w:rPr>
-            </w:pPr>
-            <w:r>
-              <w:t>Karine Isabel Ospino Fritz</w:t>
-            </w:r>
-          </w:p>
-        </w:tc>
-        <w:tc>
-          <w:tcPr>
-            <w:tcW w:w="3261" w:type="dxa"/>
-          </w:tcPr>
-          <w:p>
-            <w:pPr>
-              <w:pStyle w:val="TextoTablas"/>
-              <w:rPr>
-                <w:rFonts w:cs="Calibri"/>
-                <w:szCs w:val="24"/>
-              </w:rPr>
-            </w:pPr>
-            <w:r>
-              <w:t>Validador</w:t>
-            </w:r>
-            <w:r>
-              <w:t>a</w:t>
-            </w:r>
-            <w:r>
-              <w:t xml:space="preserve"> y vinculador</w:t>
-            </w:r>
-            <w:r>
-              <w:t>a</w:t>
-            </w:r>
-            <w:r>
-              <w:t xml:space="preserve"> de recursos digitales </w:t>
-            </w:r>
-          </w:p>
-        </w:tc>
-        <w:tc>
-          <w:tcPr>
-            <w:tcW w:w="3969" w:type="dxa"/>
-          </w:tcPr>
-          <w:p>
-            <w:pPr>
-              <w:pStyle w:val="TextoTablas"/>
-              <w:rPr>
-                <w:rFonts w:cs="Calibri"/>
-                <w:szCs w:val="24"/>
-              </w:rPr>
-            </w:pPr>
-            <w:r>
-              <w:t>Centro de Comercio y Servicios – Regional Atlántico</w:t>
-            </w:r>
-          </w:p>
-        </w:tc>
-      </w:tr>
     </w:tbl>
     <w:p>
       <w:pPr>
@@ -14273,8 +14291,8 @@
       </w:pPr>
     </w:p>
     <w:sectPr>
-      <w:headerReference w:type="default" r:id="rId34"/>
-      <w:footerReference w:type="default" r:id="rId35"/>
+      <w:headerReference w:type="default" r:id="rId31"/>
+      <w:footerReference w:type="default" r:id="rId32"/>
       <w:pgSz w:w="12240" w:h="15840"/>
       <w:pgMar w:top="1701" w:right="1134" w:bottom="1134" w:left="1134" w:header="709" w:footer="737" w:gutter="0"/>
       <w:pgNumType w:start="1"/>
@@ -20991,21 +21009,6 @@
 </file>
 
 <file path=customXml/item2.xml><?xml version="1.0" encoding="utf-8"?>
-<p:properties xmlns:p="http://schemas.microsoft.com/office/2006/metadata/properties" xmlns:xsi="http://www.w3.org/2001/XMLSchema-instance" xmlns:pc="http://schemas.microsoft.com/office/infopath/2007/PartnerControls">
-  <documentManagement>
-    <TaxCatchAll xmlns="13c90a0b-73bc-4dc0-be5f-28d77b615beb" xsi:nil="true"/>
-    <lcf76f155ced4ddcb4097134ff3c332f xmlns="13c93bba-48ce-428c-bfe5-88b42c19b028">
-      <Terms xmlns="http://schemas.microsoft.com/office/infopath/2007/PartnerControls"/>
-    </lcf76f155ced4ddcb4097134ff3c332f>
-  </documentManagement>
-</p:properties>
-</file>
-
-<file path=customXml/item3.xml><?xml version="1.0" encoding="utf-8"?>
-<b:Sources xmlns:b="http://schemas.openxmlformats.org/officeDocument/2006/bibliography" xmlns="http://schemas.openxmlformats.org/officeDocument/2006/bibliography" SelectedStyle="\APASixthEditionOfficeOnline.xsl" StyleName="APA" Version="6"/>
-</file>
-
-<file path=customXml/item4.xml><?xml version="1.0" encoding="utf-8"?>
 <ct:contentTypeSchema xmlns:ct="http://schemas.microsoft.com/office/2006/metadata/contentType" xmlns:ma="http://schemas.microsoft.com/office/2006/metadata/properties/metaAttributes" ct:_="" ma:_="" ma:contentTypeName="Documento" ma:contentTypeID="0x0101006A81D6BD42E8DF4C91013959704817E1" ma:contentTypeVersion="15" ma:contentTypeDescription="Crear nuevo documento." ma:contentTypeScope="" ma:versionID="bf4f72ffd194f0963ff564daca6869f7">
   <xsd:schema xmlns:xsd="http://www.w3.org/2001/XMLSchema" xmlns:xs="http://www.w3.org/2001/XMLSchema" xmlns:p="http://schemas.microsoft.com/office/2006/metadata/properties" xmlns:ns2="13c90a0b-73bc-4dc0-be5f-28d77b615beb" xmlns:ns3="13c93bba-48ce-428c-bfe5-88b42c19b028" targetNamespace="http://schemas.microsoft.com/office/2006/metadata/properties" ma:root="true" ma:fieldsID="8718d6f4873a5b1392a45044efa78385" ns2:_="" ns3:_="">
     <xsd:import namespace="13c90a0b-73bc-4dc0-be5f-28d77b615beb"/>
@@ -21240,6 +21243,21 @@
 </ct:contentTypeSchema>
 </file>
 
+<file path=customXml/item3.xml><?xml version="1.0" encoding="utf-8"?>
+<b:Sources xmlns:b="http://schemas.openxmlformats.org/officeDocument/2006/bibliography" xmlns="http://schemas.openxmlformats.org/officeDocument/2006/bibliography" SelectedStyle="\APASixthEditionOfficeOnline.xsl" StyleName="APA" Version="6"/>
+</file>
+
+<file path=customXml/item4.xml><?xml version="1.0" encoding="utf-8"?>
+<p:properties xmlns:p="http://schemas.microsoft.com/office/2006/metadata/properties" xmlns:xsi="http://www.w3.org/2001/XMLSchema-instance" xmlns:pc="http://schemas.microsoft.com/office/infopath/2007/PartnerControls">
+  <documentManagement>
+    <TaxCatchAll xmlns="13c90a0b-73bc-4dc0-be5f-28d77b615beb" xsi:nil="true"/>
+    <lcf76f155ced4ddcb4097134ff3c332f xmlns="13c93bba-48ce-428c-bfe5-88b42c19b028">
+      <Terms xmlns="http://schemas.microsoft.com/office/infopath/2007/PartnerControls"/>
+    </lcf76f155ced4ddcb4097134ff3c332f>
+  </documentManagement>
+</p:properties>
+</file>
+
 <file path=customXml/itemProps1.xml><?xml version="1.0" encoding="utf-8"?>
 <ds:datastoreItem xmlns:ds="http://schemas.openxmlformats.org/officeDocument/2006/customXml" ds:itemID="{81CBDEC1-3B00-44ED-AD36-0268077980BA}">
   <ds:schemaRefs>
@@ -21249,25 +21267,6 @@
 </file>
 
 <file path=customXml/itemProps2.xml><?xml version="1.0" encoding="utf-8"?>
-<ds:datastoreItem xmlns:ds="http://schemas.openxmlformats.org/officeDocument/2006/customXml" ds:itemID="{1145D752-ACC1-45E1-AB53-0C756F67FC7F}">
-  <ds:schemaRefs>
-    <ds:schemaRef ds:uri="http://schemas.microsoft.com/office/2006/metadata/properties"/>
-    <ds:schemaRef ds:uri="http://schemas.microsoft.com/office/infopath/2007/PartnerControls"/>
-    <ds:schemaRef ds:uri="13c90a0b-73bc-4dc0-be5f-28d77b615beb"/>
-    <ds:schemaRef ds:uri="13c93bba-48ce-428c-bfe5-88b42c19b028"/>
-  </ds:schemaRefs>
-</ds:datastoreItem>
-</file>
-
-<file path=customXml/itemProps3.xml><?xml version="1.0" encoding="utf-8"?>
-<ds:datastoreItem xmlns:ds="http://schemas.openxmlformats.org/officeDocument/2006/customXml" ds:itemID="{E8AB44A3-7C62-4BD2-82ED-8ABC209970FA}">
-  <ds:schemaRefs>
-    <ds:schemaRef ds:uri="http://schemas.openxmlformats.org/officeDocument/2006/bibliography"/>
-  </ds:schemaRefs>
-</ds:datastoreItem>
-</file>
-
-<file path=customXml/itemProps4.xml><?xml version="1.0" encoding="utf-8"?>
 <ds:datastoreItem xmlns:ds="http://schemas.openxmlformats.org/officeDocument/2006/customXml" ds:itemID="{938EBEFD-5AA0-4EAE-BF97-49815B3F4581}">
   <ds:schemaRefs>
     <ds:schemaRef ds:uri="http://schemas.microsoft.com/office/2006/metadata/contentType"/>
@@ -21284,4 +21283,23 @@
     <ds:schemaRef ds:uri="http://schemas.microsoft.com/internal/obd"/>
   </ds:schemaRefs>
 </ds:datastoreItem>
+</file>
+
+<file path=customXml/itemProps3.xml><?xml version="1.0" encoding="utf-8"?>
+<ds:datastoreItem xmlns:ds="http://schemas.openxmlformats.org/officeDocument/2006/customXml" ds:itemID="{E8AB44A3-7C62-4BD2-82ED-8ABC209970FA}">
+  <ds:schemaRefs>
+    <ds:schemaRef ds:uri="http://schemas.openxmlformats.org/officeDocument/2006/bibliography"/>
+  </ds:schemaRefs>
+</ds:datastoreItem>
+</file>
+
+<file path=customXml/itemProps4.xml><?xml version="1.0" encoding="utf-8"?>
+<ds:datastoreItem xmlns:ds="http://schemas.openxmlformats.org/officeDocument/2006/customXml" ds:itemID="{1145D752-ACC1-45E1-AB53-0C756F67FC7F}">
+  <ds:schemaRefs>
+    <ds:schemaRef ds:uri="http://schemas.microsoft.com/office/2006/metadata/properties"/>
+    <ds:schemaRef ds:uri="http://schemas.microsoft.com/office/infopath/2007/PartnerControls"/>
+    <ds:schemaRef ds:uri="13c90a0b-73bc-4dc0-be5f-28d77b615beb"/>
+    <ds:schemaRef ds:uri="13c93bba-48ce-428c-bfe5-88b42c19b028"/>
+  </ds:schemaRefs>
+</ds:datastoreItem>
 </file>